--- a/docs/historias de usuario.docx
+++ b/docs/historias de usuario.docx
@@ -7,7 +7,7 @@
         <w:t xml:space="preserve">Repositorio: </w:t>
       </w:r>
       <w:r>
-        <w:t>https://github.com/josue-balbontin/Piscologo</w:t>
+        <w:t>https://github.com/josue-balbontin/Psicologo</w:t>
       </w:r>
     </w:p>
     <w:p>
